--- a/doc/《数据库设计说明书》.docx
+++ b/doc/《数据库设计说明书》.docx
@@ -124,21 +124,38 @@
     <w:p>
       <w:pPr>
         <w:rPr>
-          <w:rFonts w:ascii="Times New Roman" w:eastAsia="宋体" w:hAnsi="Times New Roman" w:cs="Times New Roman"/>
-        </w:rPr>
-      </w:pPr>
-      <w:r>
-        <w:rPr>
-          <w:rStyle w:val="VerbatimChar"/>
-          <w:rFonts w:ascii="Times New Roman" w:eastAsia="宋体" w:hAnsi="Times New Roman" w:cs="Times New Roman"/>
-        </w:rPr>
-        <w:t>03_views.sql</w:t>
-      </w:r>
-      <w:r>
-        <w:rPr>
-          <w:rFonts w:ascii="Times New Roman" w:eastAsia="宋体" w:hAnsi="Times New Roman" w:cs="Times New Roman"/>
-        </w:rPr>
-        <w:t>：统计视图与分析视图。</w:t>
+          <w:rFonts w:ascii="Times New Roman" w:eastAsia="宋体" w:hAnsi="Times New Roman" w:cs="Times New Roman" w:hint="eastAsia"/>
+        </w:rPr>
+      </w:pPr>
+      <w:r>
+        <w:rPr>
+          <w:rFonts w:ascii="Times New Roman" w:eastAsia="宋体" w:hAnsi="Times New Roman" w:cs="Times New Roman" w:hint="eastAsia"/>
+          <w:sz w:val="22"/>
+          <w:szCs w:val="22"/>
+        </w:rPr>
+        <w:t>02</w:t>
+      </w:r>
+      <w:r>
+        <w:rPr>
+          <w:rFonts w:ascii="Times New Roman" w:eastAsia="宋体" w:hAnsi="Times New Roman" w:cs="Times New Roman"/>
+          <w:sz w:val="22"/>
+          <w:szCs w:val="22"/>
+        </w:rPr>
+        <w:t>_init_data.sql</w:t>
+      </w:r>
+      <w:r>
+        <w:rPr>
+          <w:rFonts w:ascii="Times New Roman" w:eastAsia="宋体" w:hAnsi="Times New Roman" w:cs="Times New Roman" w:hint="eastAsia"/>
+          <w:sz w:val="22"/>
+          <w:szCs w:val="22"/>
+        </w:rPr>
+        <w:t>：</w:t>
+      </w:r>
+      <w:r>
+        <w:rPr>
+          <w:rFonts w:ascii="Times New Roman" w:eastAsia="宋体" w:hAnsi="Times New Roman" w:cs="Times New Roman" w:hint="eastAsia"/>
+        </w:rPr>
+        <w:t>创建初始数据。</w:t>
       </w:r>
     </w:p>
     <w:p>
@@ -152,13 +169,13 @@
           <w:rStyle w:val="VerbatimChar"/>
           <w:rFonts w:ascii="Times New Roman" w:eastAsia="宋体" w:hAnsi="Times New Roman" w:cs="Times New Roman"/>
         </w:rPr>
-        <w:t>04_indexes.sql</w:t>
-      </w:r>
-      <w:r>
-        <w:rPr>
-          <w:rFonts w:ascii="Times New Roman" w:eastAsia="宋体" w:hAnsi="Times New Roman" w:cs="Times New Roman"/>
-        </w:rPr>
-        <w:t>：业务查询索引。</w:t>
+        <w:t>03_views.sql</w:t>
+      </w:r>
+      <w:r>
+        <w:rPr>
+          <w:rFonts w:ascii="Times New Roman" w:eastAsia="宋体" w:hAnsi="Times New Roman" w:cs="Times New Roman"/>
+        </w:rPr>
+        <w:t>：统计视图与分析视图。</w:t>
       </w:r>
     </w:p>
     <w:p>
@@ -172,13 +189,13 @@
           <w:rStyle w:val="VerbatimChar"/>
           <w:rFonts w:ascii="Times New Roman" w:eastAsia="宋体" w:hAnsi="Times New Roman" w:cs="Times New Roman"/>
         </w:rPr>
-        <w:t>05_triggers.sql</w:t>
-      </w:r>
-      <w:r>
-        <w:rPr>
-          <w:rFonts w:ascii="Times New Roman" w:eastAsia="宋体" w:hAnsi="Times New Roman" w:cs="Times New Roman"/>
-        </w:rPr>
-        <w:t>：车辆状态联动触发器。</w:t>
+        <w:t>04_indexes.sql</w:t>
+      </w:r>
+      <w:r>
+        <w:rPr>
+          <w:rFonts w:ascii="Times New Roman" w:eastAsia="宋体" w:hAnsi="Times New Roman" w:cs="Times New Roman"/>
+        </w:rPr>
+        <w:t>：业务查询索引。</w:t>
       </w:r>
     </w:p>
     <w:p>
@@ -192,6 +209,26 @@
           <w:rStyle w:val="VerbatimChar"/>
           <w:rFonts w:ascii="Times New Roman" w:eastAsia="宋体" w:hAnsi="Times New Roman" w:cs="Times New Roman"/>
         </w:rPr>
+        <w:t>05_triggers.sql</w:t>
+      </w:r>
+      <w:r>
+        <w:rPr>
+          <w:rFonts w:ascii="Times New Roman" w:eastAsia="宋体" w:hAnsi="Times New Roman" w:cs="Times New Roman"/>
+        </w:rPr>
+        <w:t>：车辆状态联动触发器。</w:t>
+      </w:r>
+    </w:p>
+    <w:p>
+      <w:pPr>
+        <w:rPr>
+          <w:rFonts w:ascii="Times New Roman" w:eastAsia="宋体" w:hAnsi="Times New Roman" w:cs="Times New Roman"/>
+        </w:rPr>
+      </w:pPr>
+      <w:r>
+        <w:rPr>
+          <w:rStyle w:val="VerbatimChar"/>
+          <w:rFonts w:ascii="Times New Roman" w:eastAsia="宋体" w:hAnsi="Times New Roman" w:cs="Times New Roman"/>
+        </w:rPr>
         <w:t>06_procedures.sql</w:t>
       </w:r>
       <w:r>
@@ -199,6 +236,49 @@
           <w:rFonts w:ascii="Times New Roman" w:eastAsia="宋体" w:hAnsi="Times New Roman" w:cs="Times New Roman"/>
         </w:rPr>
         <w:t>：销售下单、月报、客户历史查询存储过程。</w:t>
+      </w:r>
+    </w:p>
+    <w:p>
+      <w:pPr>
+        <w:rPr>
+          <w:rFonts w:ascii="Times New Roman" w:eastAsia="宋体" w:hAnsi="Times New Roman" w:cs="Times New Roman" w:hint="eastAsia"/>
+        </w:rPr>
+      </w:pPr>
+      <w:r>
+        <w:rPr>
+          <w:rFonts w:ascii="Times New Roman" w:eastAsia="宋体" w:hAnsi="Times New Roman" w:cs="Times New Roman"/>
+          <w:sz w:val="22"/>
+          <w:szCs w:val="22"/>
+        </w:rPr>
+        <w:t>07_queries.sql</w:t>
+      </w:r>
+      <w:r>
+        <w:rPr>
+          <w:rFonts w:ascii="Times New Roman" w:eastAsia="宋体" w:hAnsi="Times New Roman" w:cs="Times New Roman" w:hint="eastAsia"/>
+          <w:sz w:val="22"/>
+          <w:szCs w:val="22"/>
+        </w:rPr>
+        <w:t>：</w:t>
+      </w:r>
+      <w:proofErr w:type="spellStart"/>
+      <w:r>
+        <w:rPr>
+          <w:rFonts w:ascii="Times New Roman" w:eastAsia="宋体" w:hAnsi="Times New Roman" w:cs="Times New Roman" w:hint="eastAsia"/>
+        </w:rPr>
+        <w:t>sql</w:t>
+      </w:r>
+      <w:proofErr w:type="spellEnd"/>
+      <w:r>
+        <w:rPr>
+          <w:rFonts w:ascii="Times New Roman" w:eastAsia="宋体" w:hAnsi="Times New Roman" w:cs="Times New Roman" w:hint="eastAsia"/>
+        </w:rPr>
+        <w:t>实现数据查询需求</w:t>
+      </w:r>
+      <w:r>
+        <w:rPr>
+          <w:rFonts w:ascii="Times New Roman" w:eastAsia="宋体" w:hAnsi="Times New Roman" w:cs="Times New Roman" w:hint="eastAsia"/>
+        </w:rPr>
+        <w:t>。</w:t>
       </w:r>
     </w:p>
     <w:p>
@@ -945,6 +1025,7 @@
               <w:rPr>
                 <w:rFonts w:ascii="Times New Roman" w:eastAsia="宋体" w:hAnsi="Times New Roman" w:cs="Times New Roman"/>
               </w:rPr>
+              <w:lastRenderedPageBreak/>
               <w:t>车辆状态日志</w:t>
             </w:r>
           </w:p>
@@ -1018,242 +1099,57 @@
     <w:p>
       <w:pPr>
         <w:rPr>
-          <w:rFonts w:ascii="Times New Roman" w:eastAsia="宋体" w:hAnsi="Times New Roman" w:cs="Times New Roman"/>
-        </w:rPr>
-      </w:pPr>
-      <w:r>
-        <w:rPr>
           <w:rStyle w:val="VerbatimChar"/>
-          <w:rFonts w:ascii="Times New Roman" w:eastAsia="宋体" w:hAnsi="Times New Roman" w:cs="Times New Roman"/>
-        </w:rPr>
-        <w:lastRenderedPageBreak/>
-        <w:t>erDiagram</w:t>
-      </w:r>
-      <w:r>
-        <w:rPr>
-          <w:rFonts w:ascii="Times New Roman" w:eastAsia="宋体" w:hAnsi="Times New Roman" w:cs="Times New Roman"/>
-        </w:rPr>
-        <w:br/>
-      </w:r>
-      <w:r>
-        <w:rPr>
-          <w:rStyle w:val="VerbatimChar"/>
-          <w:rFonts w:ascii="Times New Roman" w:eastAsia="宋体" w:hAnsi="Times New Roman" w:cs="Times New Roman"/>
-        </w:rPr>
-        <w:t xml:space="preserve">    brand ||--o{ model : owns</w:t>
-      </w:r>
-      <w:r>
-        <w:rPr>
-          <w:rFonts w:ascii="Times New Roman" w:eastAsia="宋体" w:hAnsi="Times New Roman" w:cs="Times New Roman"/>
-        </w:rPr>
-        <w:br/>
-      </w:r>
-      <w:r>
-        <w:rPr>
-          <w:rStyle w:val="VerbatimChar"/>
-          <w:rFonts w:ascii="Times New Roman" w:eastAsia="宋体" w:hAnsi="Times New Roman" w:cs="Times New Roman"/>
-        </w:rPr>
-        <w:t xml:space="preserve">    model ||--o{ vehicle : has</w:t>
-      </w:r>
-      <w:r>
-        <w:rPr>
-          <w:rFonts w:ascii="Times New Roman" w:eastAsia="宋体" w:hAnsi="Times New Roman" w:cs="Times New Roman"/>
-        </w:rPr>
-        <w:br/>
-      </w:r>
-      <w:r>
-        <w:rPr>
-          <w:rStyle w:val="VerbatimChar"/>
-          <w:rFonts w:ascii="Times New Roman" w:eastAsia="宋体" w:hAnsi="Times New Roman" w:cs="Times New Roman"/>
-        </w:rPr>
-        <w:t xml:space="preserve">    model ||--o{ customer_intent : interested_by</w:t>
-      </w:r>
-      <w:r>
-        <w:rPr>
-          <w:rFonts w:ascii="Times New Roman" w:eastAsia="宋体" w:hAnsi="Times New Roman" w:cs="Times New Roman"/>
-        </w:rPr>
-        <w:br/>
-      </w:r>
-      <w:r>
-        <w:rPr>
-          <w:rStyle w:val="VerbatimChar"/>
-          <w:rFonts w:ascii="Times New Roman" w:eastAsia="宋体" w:hAnsi="Times New Roman" w:cs="Times New Roman"/>
-        </w:rPr>
-        <w:t xml:space="preserve">    customer ||--o{ customer_intent : creates</w:t>
-      </w:r>
-      <w:r>
-        <w:rPr>
-          <w:rFonts w:ascii="Times New Roman" w:eastAsia="宋体" w:hAnsi="Times New Roman" w:cs="Times New Roman"/>
-        </w:rPr>
-        <w:br/>
-      </w:r>
-      <w:r>
-        <w:rPr>
-          <w:rStyle w:val="VerbatimChar"/>
-          <w:rFonts w:ascii="Times New Roman" w:eastAsia="宋体" w:hAnsi="Times New Roman" w:cs="Times New Roman"/>
-        </w:rPr>
-        <w:t xml:space="preserve">    staff ||--o{ customer_intent : follows</w:t>
-      </w:r>
-      <w:r>
-        <w:rPr>
-          <w:rFonts w:ascii="Times New Roman" w:eastAsia="宋体" w:hAnsi="Times New Roman" w:cs="Times New Roman"/>
-        </w:rPr>
-        <w:br/>
-      </w:r>
-      <w:r>
-        <w:rPr>
-          <w:rStyle w:val="VerbatimChar"/>
-          <w:rFonts w:ascii="Times New Roman" w:eastAsia="宋体" w:hAnsi="Times New Roman" w:cs="Times New Roman"/>
-        </w:rPr>
-        <w:t xml:space="preserve">    staff ||--o{ staff : manages</w:t>
-      </w:r>
-      <w:r>
-        <w:rPr>
-          <w:rFonts w:ascii="Times New Roman" w:eastAsia="宋体" w:hAnsi="Times New Roman" w:cs="Times New Roman"/>
-        </w:rPr>
-        <w:br/>
-      </w:r>
-      <w:r>
-        <w:rPr>
-          <w:rFonts w:ascii="Times New Roman" w:eastAsia="宋体" w:hAnsi="Times New Roman" w:cs="Times New Roman"/>
-        </w:rPr>
-        <w:br/>
-      </w:r>
-      <w:r>
-        <w:rPr>
-          <w:rStyle w:val="VerbatimChar"/>
-          <w:rFonts w:ascii="Times New Roman" w:eastAsia="宋体" w:hAnsi="Times New Roman" w:cs="Times New Roman"/>
-        </w:rPr>
-        <w:t xml:space="preserve">    customer ||--o{ sales_order : places</w:t>
-      </w:r>
-      <w:r>
-        <w:rPr>
-          <w:rFonts w:ascii="Times New Roman" w:eastAsia="宋体" w:hAnsi="Times New Roman" w:cs="Times New Roman"/>
-        </w:rPr>
-        <w:br/>
-      </w:r>
-      <w:r>
-        <w:rPr>
-          <w:rStyle w:val="VerbatimChar"/>
-          <w:rFonts w:ascii="Times New Roman" w:eastAsia="宋体" w:hAnsi="Times New Roman" w:cs="Times New Roman"/>
-        </w:rPr>
-        <w:t xml:space="preserve">    staff ||--o{ sales_order : handles</w:t>
-      </w:r>
-      <w:r>
-        <w:rPr>
-          <w:rFonts w:ascii="Times New Roman" w:eastAsia="宋体" w:hAnsi="Times New Roman" w:cs="Times New Roman"/>
-        </w:rPr>
-        <w:br/>
-      </w:r>
-      <w:r>
-        <w:rPr>
-          <w:rStyle w:val="VerbatimChar"/>
-          <w:rFonts w:ascii="Times New Roman" w:eastAsia="宋体" w:hAnsi="Times New Roman" w:cs="Times New Roman"/>
-        </w:rPr>
-        <w:t xml:space="preserve">    vehicle ||--o| sales_order : sold_by</w:t>
-      </w:r>
-      <w:r>
-        <w:rPr>
-          <w:rFonts w:ascii="Times New Roman" w:eastAsia="宋体" w:hAnsi="Times New Roman" w:cs="Times New Roman"/>
-        </w:rPr>
-        <w:br/>
-      </w:r>
-      <w:r>
-        <w:rPr>
-          <w:rStyle w:val="VerbatimChar"/>
-          <w:rFonts w:ascii="Times New Roman" w:eastAsia="宋体" w:hAnsi="Times New Roman" w:cs="Times New Roman"/>
-        </w:rPr>
-        <w:t xml:space="preserve">    sales_order ||--o{ order_item : contains</w:t>
-      </w:r>
-      <w:r>
-        <w:rPr>
-          <w:rFonts w:ascii="Times New Roman" w:eastAsia="宋体" w:hAnsi="Times New Roman" w:cs="Times New Roman"/>
-        </w:rPr>
-        <w:br/>
-      </w:r>
-      <w:r>
-        <w:rPr>
-          <w:rFonts w:ascii="Times New Roman" w:eastAsia="宋体" w:hAnsi="Times New Roman" w:cs="Times New Roman"/>
-        </w:rPr>
-        <w:br/>
-      </w:r>
-      <w:r>
-        <w:rPr>
-          <w:rStyle w:val="VerbatimChar"/>
-          <w:rFonts w:ascii="Times New Roman" w:eastAsia="宋体" w:hAnsi="Times New Roman" w:cs="Times New Roman"/>
-        </w:rPr>
-        <w:t xml:space="preserve">    customer ||--o{ service_order : requests</w:t>
-      </w:r>
-      <w:r>
-        <w:rPr>
-          <w:rFonts w:ascii="Times New Roman" w:eastAsia="宋体" w:hAnsi="Times New Roman" w:cs="Times New Roman"/>
-        </w:rPr>
-        <w:br/>
-      </w:r>
-      <w:r>
-        <w:rPr>
-          <w:rStyle w:val="VerbatimChar"/>
-          <w:rFonts w:ascii="Times New Roman" w:eastAsia="宋体" w:hAnsi="Times New Roman" w:cs="Times New Roman"/>
-        </w:rPr>
-        <w:t xml:space="preserve">    staff ||--o{ service_order : handles</w:t>
-      </w:r>
-      <w:r>
-        <w:rPr>
-          <w:rFonts w:ascii="Times New Roman" w:eastAsia="宋体" w:hAnsi="Times New Roman" w:cs="Times New Roman"/>
-        </w:rPr>
-        <w:br/>
-      </w:r>
-      <w:r>
-        <w:rPr>
-          <w:rStyle w:val="VerbatimChar"/>
-          <w:rFonts w:ascii="Times New Roman" w:eastAsia="宋体" w:hAnsi="Times New Roman" w:cs="Times New Roman"/>
-        </w:rPr>
-        <w:t xml:space="preserve">    vehicle ||--o{ service_order : serviced_by</w:t>
-      </w:r>
-      <w:r>
-        <w:rPr>
-          <w:rFonts w:ascii="Times New Roman" w:eastAsia="宋体" w:hAnsi="Times New Roman" w:cs="Times New Roman"/>
-        </w:rPr>
-        <w:br/>
-      </w:r>
-      <w:r>
-        <w:rPr>
-          <w:rStyle w:val="VerbatimChar"/>
-          <w:rFonts w:ascii="Times New Roman" w:eastAsia="宋体" w:hAnsi="Times New Roman" w:cs="Times New Roman"/>
-        </w:rPr>
-        <w:t xml:space="preserve">    service_order ||--o{ service_item : contains</w:t>
-      </w:r>
-      <w:r>
-        <w:rPr>
-          <w:rFonts w:ascii="Times New Roman" w:eastAsia="宋体" w:hAnsi="Times New Roman" w:cs="Times New Roman"/>
-        </w:rPr>
-        <w:br/>
-      </w:r>
-      <w:r>
-        <w:rPr>
-          <w:rFonts w:ascii="Times New Roman" w:eastAsia="宋体" w:hAnsi="Times New Roman" w:cs="Times New Roman"/>
-        </w:rPr>
-        <w:br/>
-      </w:r>
-      <w:r>
-        <w:rPr>
-          <w:rStyle w:val="VerbatimChar"/>
-          <w:rFonts w:ascii="Times New Roman" w:eastAsia="宋体" w:hAnsi="Times New Roman" w:cs="Times New Roman"/>
-        </w:rPr>
-        <w:t xml:space="preserve">    vehicle ||--o{ vehicle_status_log : records</w:t>
-      </w:r>
-      <w:r>
-        <w:rPr>
-          <w:rFonts w:ascii="Times New Roman" w:eastAsia="宋体" w:hAnsi="Times New Roman" w:cs="Times New Roman"/>
-        </w:rPr>
-        <w:br/>
-      </w:r>
-      <w:r>
-        <w:rPr>
-          <w:rStyle w:val="VerbatimChar"/>
-          <w:rFonts w:ascii="Times New Roman" w:eastAsia="宋体" w:hAnsi="Times New Roman" w:cs="Times New Roman"/>
-        </w:rPr>
-        <w:t xml:space="preserve">    staff ||--o{ vehicle_status_log : operates</w:t>
+          <w:rFonts w:ascii="Times New Roman" w:eastAsia="宋体" w:hAnsi="Times New Roman" w:cs="Times New Roman" w:hint="eastAsia"/>
+        </w:rPr>
+      </w:pPr>
+      <w:r>
+        <w:rPr>
+          <w:rFonts w:ascii="Times New Roman" w:eastAsia="宋体" w:hAnsi="Times New Roman" w:cs="Times New Roman" w:hint="eastAsia"/>
+          <w:noProof/>
+          <w:sz w:val="22"/>
+        </w:rPr>
+        <w:drawing>
+          <wp:inline distT="0" distB="0" distL="0" distR="0">
+            <wp:extent cx="5448300" cy="2387600"/>
+            <wp:effectExtent l="0" t="0" r="0" b="0"/>
+            <wp:docPr id="2000915425" name="图片 2"/>
+            <wp:cNvGraphicFramePr>
+              <a:graphicFrameLocks xmlns:a="http://schemas.openxmlformats.org/drawingml/2006/main" noChangeAspect="1"/>
+            </wp:cNvGraphicFramePr>
+            <a:graphic xmlns:a="http://schemas.openxmlformats.org/drawingml/2006/main">
+              <a:graphicData uri="http://schemas.openxmlformats.org/drawingml/2006/picture">
+                <pic:pic xmlns:pic="http://schemas.openxmlformats.org/drawingml/2006/picture">
+                  <pic:nvPicPr>
+                    <pic:cNvPr id="2000915425" name="图片 2000915425"/>
+                    <pic:cNvPicPr/>
+                  </pic:nvPicPr>
+                  <pic:blipFill>
+                    <a:blip r:embed="rId6">
+                      <a:extLst>
+                        <a:ext uri="{28A0092B-C50C-407E-A947-70E740481C1C}">
+                          <a14:useLocalDpi xmlns:a14="http://schemas.microsoft.com/office/drawing/2010/main" val="0"/>
+                        </a:ext>
+                      </a:extLst>
+                    </a:blip>
+                    <a:stretch>
+                      <a:fillRect/>
+                    </a:stretch>
+                  </pic:blipFill>
+                  <pic:spPr>
+                    <a:xfrm>
+                      <a:off x="0" y="0"/>
+                      <a:ext cx="5448300" cy="2387600"/>
+                    </a:xfrm>
+                    <a:prstGeom prst="rect">
+                      <a:avLst/>
+                    </a:prstGeom>
+                  </pic:spPr>
+                </pic:pic>
+              </a:graphicData>
+            </a:graphic>
+          </wp:inline>
+        </w:drawing>
       </w:r>
     </w:p>
     <w:p>
@@ -1298,14 +1194,38 @@
     <w:p>
       <w:pPr>
         <w:rPr>
-          <w:rFonts w:ascii="Times New Roman" w:eastAsia="宋体" w:hAnsi="Times New Roman" w:cs="Times New Roman"/>
-        </w:rPr>
-      </w:pPr>
-      <w:r>
-        <w:rPr>
-          <w:rFonts w:ascii="Times New Roman" w:eastAsia="宋体" w:hAnsi="Times New Roman" w:cs="Times New Roman"/>
-        </w:rPr>
-        <w:t>一名客户可以产生多个购车意向和多个销售订单。</w:t>
+          <w:rFonts w:ascii="Times New Roman" w:eastAsia="宋体" w:hAnsi="Times New Roman" w:cs="Times New Roman" w:hint="eastAsia"/>
+        </w:rPr>
+      </w:pPr>
+      <w:r>
+        <w:rPr>
+          <w:rFonts w:ascii="Times New Roman" w:eastAsia="宋体" w:hAnsi="Times New Roman" w:cs="Times New Roman" w:hint="eastAsia"/>
+        </w:rPr>
+        <w:t>一</w:t>
+      </w:r>
+      <w:r>
+        <w:rPr>
+          <w:rFonts w:ascii="Times New Roman" w:eastAsia="宋体" w:hAnsi="Times New Roman" w:cs="Times New Roman" w:hint="eastAsia"/>
+        </w:rPr>
+        <w:t>台实车</w:t>
+      </w:r>
+      <w:r>
+        <w:rPr>
+          <w:rFonts w:ascii="Times New Roman" w:eastAsia="宋体" w:hAnsi="Times New Roman" w:cs="Times New Roman" w:hint="eastAsia"/>
+        </w:rPr>
+        <w:t>可以对应多个销售订单</w:t>
+      </w:r>
+      <w:r>
+        <w:rPr>
+          <w:rFonts w:ascii="Times New Roman" w:eastAsia="宋体" w:hAnsi="Times New Roman" w:cs="Times New Roman" w:hint="eastAsia"/>
+        </w:rPr>
+        <w:t>（考虑到有销售订单取消的情况）</w:t>
+      </w:r>
+      <w:r>
+        <w:rPr>
+          <w:rFonts w:ascii="Times New Roman" w:eastAsia="宋体" w:hAnsi="Times New Roman" w:cs="Times New Roman" w:hint="eastAsia"/>
+        </w:rPr>
+        <w:t>。</w:t>
       </w:r>
     </w:p>
     <w:p>
@@ -1318,7 +1238,7 @@
         <w:rPr>
           <w:rFonts w:ascii="Times New Roman" w:eastAsia="宋体" w:hAnsi="Times New Roman" w:cs="Times New Roman"/>
         </w:rPr>
-        <w:t>一名员工可以跟进多个客户意向、处理多个销售订单或服务工单。</w:t>
+        <w:t>一名客户可以产生多个购车意向和多个销售订单。</w:t>
       </w:r>
     </w:p>
     <w:p>
@@ -1331,32 +1251,7 @@
         <w:rPr>
           <w:rFonts w:ascii="Times New Roman" w:eastAsia="宋体" w:hAnsi="Times New Roman" w:cs="Times New Roman"/>
         </w:rPr>
-        <w:t>一台库存车辆最多对应一个销售订单，实际通过</w:t>
-      </w:r>
-      <w:r>
-        <w:rPr>
-          <w:rFonts w:ascii="Times New Roman" w:eastAsia="宋体" w:hAnsi="Times New Roman" w:cs="Times New Roman"/>
-        </w:rPr>
-        <w:t xml:space="preserve"> </w:t>
-      </w:r>
-      <w:r>
-        <w:rPr>
-          <w:rStyle w:val="VerbatimChar"/>
-          <w:rFonts w:ascii="Times New Roman" w:eastAsia="宋体" w:hAnsi="Times New Roman" w:cs="Times New Roman"/>
-        </w:rPr>
-        <w:t>sales_order.vehicle_vin</w:t>
-      </w:r>
-      <w:r>
-        <w:rPr>
-          <w:rFonts w:ascii="Times New Roman" w:eastAsia="宋体" w:hAnsi="Times New Roman" w:cs="Times New Roman"/>
-        </w:rPr>
-        <w:t xml:space="preserve"> </w:t>
-      </w:r>
-      <w:r>
-        <w:rPr>
-          <w:rFonts w:ascii="Times New Roman" w:eastAsia="宋体" w:hAnsi="Times New Roman" w:cs="Times New Roman"/>
-        </w:rPr>
-        <w:t>的唯一约束保证。</w:t>
+        <w:t>一名员工可以跟进多个客户意向、处理多个销售订单或服务工单。</w:t>
       </w:r>
     </w:p>
     <w:p>
@@ -1785,10 +1680,10 @@
         <w:tblLook w:val="0020" w:firstRow="1" w:lastRow="0" w:firstColumn="0" w:lastColumn="0" w:noHBand="0" w:noVBand="0"/>
       </w:tblPr>
       <w:tblGrid>
-        <w:gridCol w:w="2214"/>
-        <w:gridCol w:w="2214"/>
-        <w:gridCol w:w="2214"/>
-        <w:gridCol w:w="2214"/>
+        <w:gridCol w:w="2160"/>
+        <w:gridCol w:w="2160"/>
+        <w:gridCol w:w="2160"/>
+        <w:gridCol w:w="2160"/>
       </w:tblGrid>
       <w:tr>
         <w:trPr>
@@ -2730,8 +2625,8 @@
       <w:tblGrid>
         <w:gridCol w:w="1609"/>
         <w:gridCol w:w="1769"/>
-        <w:gridCol w:w="3470"/>
-        <w:gridCol w:w="1963"/>
+        <w:gridCol w:w="3370"/>
+        <w:gridCol w:w="1892"/>
       </w:tblGrid>
       <w:tr>
         <w:trPr>
@@ -3177,6 +3072,7 @@
                 <w:rStyle w:val="VerbatimChar"/>
                 <w:rFonts w:ascii="Times New Roman" w:eastAsia="宋体" w:hAnsi="Times New Roman" w:cs="Times New Roman"/>
               </w:rPr>
+              <w:lastRenderedPageBreak/>
               <w:t>id_card</w:t>
             </w:r>
           </w:p>
@@ -3274,7 +3170,6 @@
                 <w:rStyle w:val="VerbatimChar"/>
                 <w:rFonts w:ascii="Times New Roman" w:eastAsia="宋体" w:hAnsi="Times New Roman" w:cs="Times New Roman"/>
               </w:rPr>
-              <w:lastRenderedPageBreak/>
               <w:t>address</w:t>
             </w:r>
           </w:p>
@@ -4260,10 +4155,10 @@
         <w:tblLook w:val="0020" w:firstRow="1" w:lastRow="0" w:firstColumn="0" w:lastColumn="0" w:noHBand="0" w:noVBand="0"/>
       </w:tblPr>
       <w:tblGrid>
-        <w:gridCol w:w="2214"/>
-        <w:gridCol w:w="2214"/>
-        <w:gridCol w:w="2214"/>
-        <w:gridCol w:w="2214"/>
+        <w:gridCol w:w="2160"/>
+        <w:gridCol w:w="2160"/>
+        <w:gridCol w:w="2160"/>
+        <w:gridCol w:w="2160"/>
       </w:tblGrid>
       <w:tr>
         <w:trPr>
@@ -4794,6 +4689,7 @@
                 <w:rStyle w:val="VerbatimChar"/>
                 <w:rFonts w:ascii="Times New Roman" w:eastAsia="宋体" w:hAnsi="Times New Roman" w:cs="Times New Roman"/>
               </w:rPr>
+              <w:lastRenderedPageBreak/>
               <w:t>inventory_in_date</w:t>
             </w:r>
           </w:p>
@@ -4956,7 +4852,6 @@
                 <w:rStyle w:val="VerbatimChar"/>
                 <w:rFonts w:ascii="Times New Roman" w:eastAsia="宋体" w:hAnsi="Times New Roman" w:cs="Times New Roman"/>
               </w:rPr>
-              <w:lastRenderedPageBreak/>
               <w:t>suggested_retail_price</w:t>
             </w:r>
           </w:p>
@@ -5207,10 +5102,10 @@
         <w:tblLook w:val="0020" w:firstRow="1" w:lastRow="0" w:firstColumn="0" w:lastColumn="0" w:noHBand="0" w:noVBand="0"/>
       </w:tblPr>
       <w:tblGrid>
-        <w:gridCol w:w="2214"/>
-        <w:gridCol w:w="2214"/>
-        <w:gridCol w:w="2214"/>
-        <w:gridCol w:w="2214"/>
+        <w:gridCol w:w="2160"/>
+        <w:gridCol w:w="2160"/>
+        <w:gridCol w:w="2160"/>
+        <w:gridCol w:w="2160"/>
       </w:tblGrid>
       <w:tr>
         <w:trPr>
@@ -6038,10 +5933,10 @@
         <w:tblLook w:val="0020" w:firstRow="1" w:lastRow="0" w:firstColumn="0" w:lastColumn="0" w:noHBand="0" w:noVBand="0"/>
       </w:tblPr>
       <w:tblGrid>
-        <w:gridCol w:w="2214"/>
-        <w:gridCol w:w="2214"/>
-        <w:gridCol w:w="2214"/>
-        <w:gridCol w:w="2214"/>
+        <w:gridCol w:w="2160"/>
+        <w:gridCol w:w="2160"/>
+        <w:gridCol w:w="2160"/>
+        <w:gridCol w:w="2160"/>
       </w:tblGrid>
       <w:tr>
         <w:trPr>
@@ -6219,6 +6114,7 @@
                 <w:rStyle w:val="VerbatimChar"/>
                 <w:rFonts w:ascii="Times New Roman" w:eastAsia="宋体" w:hAnsi="Times New Roman" w:cs="Times New Roman"/>
               </w:rPr>
+              <w:lastRenderedPageBreak/>
               <w:t>customer_id</w:t>
             </w:r>
           </w:p>
@@ -6376,32 +6272,24 @@
               <w:rPr>
                 <w:rFonts w:ascii="Times New Roman" w:eastAsia="宋体" w:hAnsi="Times New Roman" w:cs="Times New Roman"/>
               </w:rPr>
-              <w:t xml:space="preserve">, </w:t>
-            </w:r>
-            <w:r>
-              <w:rPr>
-                <w:rFonts w:ascii="Times New Roman" w:eastAsia="宋体" w:hAnsi="Times New Roman" w:cs="Times New Roman"/>
-              </w:rPr>
-              <w:lastRenderedPageBreak/>
-              <w:t>NOT NULL</w:t>
-            </w:r>
-          </w:p>
-        </w:tc>
-        <w:tc>
-          <w:tcPr>
-            <w:tcW w:w="1980" w:type="dxa"/>
-          </w:tcPr>
-          <w:p>
-            <w:pPr>
-              <w:rPr>
-                <w:rFonts w:ascii="Times New Roman" w:eastAsia="宋体" w:hAnsi="Times New Roman" w:cs="Times New Roman"/>
-              </w:rPr>
-            </w:pPr>
-            <w:r>
-              <w:rPr>
-                <w:rFonts w:ascii="Times New Roman" w:eastAsia="宋体" w:hAnsi="Times New Roman" w:cs="Times New Roman"/>
-              </w:rPr>
-              <w:lastRenderedPageBreak/>
+              <w:t>, NOT NULL</w:t>
+            </w:r>
+          </w:p>
+        </w:tc>
+        <w:tc>
+          <w:tcPr>
+            <w:tcW w:w="1980" w:type="dxa"/>
+          </w:tcPr>
+          <w:p>
+            <w:pPr>
+              <w:rPr>
+                <w:rFonts w:ascii="Times New Roman" w:eastAsia="宋体" w:hAnsi="Times New Roman" w:cs="Times New Roman"/>
+              </w:rPr>
+            </w:pPr>
+            <w:r>
+              <w:rPr>
+                <w:rFonts w:ascii="Times New Roman" w:eastAsia="宋体" w:hAnsi="Times New Roman" w:cs="Times New Roman"/>
+              </w:rPr>
               <w:t>销售顾问</w:t>
             </w:r>
           </w:p>
@@ -6933,7 +6821,7 @@
     <w:p>
       <w:pPr>
         <w:rPr>
-          <w:rFonts w:ascii="Times New Roman" w:eastAsia="宋体" w:hAnsi="Times New Roman" w:cs="Times New Roman" w:hint="eastAsia"/>
+          <w:rFonts w:ascii="Times New Roman" w:eastAsia="宋体" w:hAnsi="Times New Roman" w:cs="Times New Roman"/>
         </w:rPr>
       </w:pPr>
       <w:r>
@@ -7063,10 +6951,10 @@
         <w:tblLook w:val="0020" w:firstRow="1" w:lastRow="0" w:firstColumn="0" w:lastColumn="0" w:noHBand="0" w:noVBand="0"/>
       </w:tblPr>
       <w:tblGrid>
-        <w:gridCol w:w="2214"/>
-        <w:gridCol w:w="2214"/>
-        <w:gridCol w:w="2214"/>
-        <w:gridCol w:w="2214"/>
+        <w:gridCol w:w="2160"/>
+        <w:gridCol w:w="2160"/>
+        <w:gridCol w:w="2160"/>
+        <w:gridCol w:w="2160"/>
       </w:tblGrid>
       <w:tr>
         <w:trPr>
@@ -7680,6 +7568,7 @@
         <w:rPr>
           <w:rFonts w:ascii="Times New Roman" w:eastAsia="宋体" w:hAnsi="Times New Roman" w:cs="Times New Roman"/>
         </w:rPr>
+        <w:lastRenderedPageBreak/>
         <w:t xml:space="preserve">4.4 </w:t>
       </w:r>
       <w:r>
@@ -7711,10 +7600,10 @@
         <w:tblLook w:val="0020" w:firstRow="1" w:lastRow="0" w:firstColumn="0" w:lastColumn="0" w:noHBand="0" w:noVBand="0"/>
       </w:tblPr>
       <w:tblGrid>
-        <w:gridCol w:w="2214"/>
-        <w:gridCol w:w="2214"/>
-        <w:gridCol w:w="2214"/>
-        <w:gridCol w:w="2214"/>
+        <w:gridCol w:w="2160"/>
+        <w:gridCol w:w="2160"/>
+        <w:gridCol w:w="2160"/>
+        <w:gridCol w:w="2160"/>
       </w:tblGrid>
       <w:tr>
         <w:trPr>
@@ -7735,7 +7624,6 @@
               <w:rPr>
                 <w:rFonts w:ascii="Times New Roman" w:eastAsia="宋体" w:hAnsi="Times New Roman" w:cs="Times New Roman"/>
               </w:rPr>
-              <w:lastRenderedPageBreak/>
               <w:t>字段</w:t>
             </w:r>
           </w:p>
@@ -8728,10 +8616,10 @@
         <w:tblLook w:val="0020" w:firstRow="1" w:lastRow="0" w:firstColumn="0" w:lastColumn="0" w:noHBand="0" w:noVBand="0"/>
       </w:tblPr>
       <w:tblGrid>
-        <w:gridCol w:w="2214"/>
-        <w:gridCol w:w="2214"/>
-        <w:gridCol w:w="2214"/>
-        <w:gridCol w:w="2214"/>
+        <w:gridCol w:w="2160"/>
+        <w:gridCol w:w="2160"/>
+        <w:gridCol w:w="2160"/>
+        <w:gridCol w:w="2160"/>
       </w:tblGrid>
       <w:tr>
         <w:trPr>
@@ -9014,6 +8902,7 @@
                 <w:rStyle w:val="VerbatimChar"/>
                 <w:rFonts w:ascii="Times New Roman" w:eastAsia="宋体" w:hAnsi="Times New Roman" w:cs="Times New Roman"/>
               </w:rPr>
+              <w:lastRenderedPageBreak/>
               <w:t>item_name</w:t>
             </w:r>
           </w:p>
@@ -9203,7 +9092,6 @@
                 <w:rStyle w:val="VerbatimChar"/>
                 <w:rFonts w:ascii="Times New Roman" w:eastAsia="宋体" w:hAnsi="Times New Roman" w:cs="Times New Roman"/>
               </w:rPr>
-              <w:lastRenderedPageBreak/>
               <w:t>unit_price</w:t>
             </w:r>
           </w:p>
@@ -9417,10 +9305,10 @@
         <w:tblLook w:val="0020" w:firstRow="1" w:lastRow="0" w:firstColumn="0" w:lastColumn="0" w:noHBand="0" w:noVBand="0"/>
       </w:tblPr>
       <w:tblGrid>
-        <w:gridCol w:w="2214"/>
-        <w:gridCol w:w="2214"/>
-        <w:gridCol w:w="2214"/>
-        <w:gridCol w:w="2214"/>
+        <w:gridCol w:w="2160"/>
+        <w:gridCol w:w="2160"/>
+        <w:gridCol w:w="2160"/>
+        <w:gridCol w:w="2160"/>
       </w:tblGrid>
       <w:tr>
         <w:trPr>
@@ -10336,6 +10224,7 @@
         <w:rPr>
           <w:rFonts w:ascii="Times New Roman" w:eastAsia="宋体" w:hAnsi="Times New Roman" w:cs="Times New Roman"/>
         </w:rPr>
+        <w:lastRenderedPageBreak/>
         <w:t>员工信息不重复存储在订单、意向、工单、日志中，只通过</w:t>
       </w:r>
       <w:r>
@@ -10431,7 +10320,6 @@
         <w:rPr>
           <w:rFonts w:ascii="Times New Roman" w:eastAsia="宋体" w:hAnsi="Times New Roman" w:cs="Times New Roman"/>
         </w:rPr>
-        <w:lastRenderedPageBreak/>
         <w:t>售后服务项目拆分到</w:t>
       </w:r>
       <w:r>
@@ -11034,6 +10922,7 @@
         <w:rPr>
           <w:rFonts w:ascii="Times New Roman" w:eastAsia="宋体" w:hAnsi="Times New Roman" w:cs="Times New Roman"/>
         </w:rPr>
+        <w:lastRenderedPageBreak/>
         <w:t>实现逻辑：</w:t>
       </w:r>
     </w:p>
@@ -11161,7 +11050,6 @@
         <w:rPr>
           <w:rFonts w:ascii="Times New Roman" w:eastAsia="宋体" w:hAnsi="Times New Roman" w:cs="Times New Roman"/>
         </w:rPr>
-        <w:lastRenderedPageBreak/>
         <w:t>如果车辆不是</w:t>
       </w:r>
       <w:r>
@@ -11814,6 +11702,7 @@
           <w:rStyle w:val="VerbatimChar"/>
           <w:rFonts w:ascii="Times New Roman" w:eastAsia="宋体" w:hAnsi="Times New Roman" w:cs="Times New Roman"/>
         </w:rPr>
+        <w:lastRenderedPageBreak/>
         <w:t>sales_amount</w:t>
       </w:r>
     </w:p>
@@ -11880,7 +11769,6 @@
           <w:rStyle w:val="VerbatimChar"/>
           <w:rFonts w:ascii="Times New Roman" w:eastAsia="宋体" w:hAnsi="Times New Roman" w:cs="Times New Roman"/>
         </w:rPr>
-        <w:lastRenderedPageBreak/>
         <w:t>gross_profit = sales_</w:t>
       </w:r>
       <w:proofErr w:type="gramStart"/>
@@ -12299,6 +12187,7 @@
           <w:rStyle w:val="VerbatimChar"/>
           <w:rFonts w:ascii="Times New Roman" w:eastAsia="宋体" w:hAnsi="Times New Roman" w:cs="Times New Roman"/>
         </w:rPr>
+        <w:lastRenderedPageBreak/>
         <w:t>service_order_count</w:t>
       </w:r>
     </w:p>
@@ -12340,7 +12229,6 @@
         <w:rPr>
           <w:rFonts w:ascii="Times New Roman" w:eastAsia="宋体" w:hAnsi="Times New Roman" w:cs="Times New Roman"/>
         </w:rPr>
-        <w:lastRenderedPageBreak/>
         <w:t>客户等级规则：</w:t>
       </w:r>
     </w:p>
@@ -12488,10 +12376,10 @@
         <w:tblLook w:val="0020" w:firstRow="1" w:lastRow="0" w:firstColumn="0" w:lastColumn="0" w:noHBand="0" w:noVBand="0"/>
       </w:tblPr>
       <w:tblGrid>
-        <w:gridCol w:w="2214"/>
-        <w:gridCol w:w="2214"/>
-        <w:gridCol w:w="2214"/>
-        <w:gridCol w:w="2214"/>
+        <w:gridCol w:w="2160"/>
+        <w:gridCol w:w="2160"/>
+        <w:gridCol w:w="2160"/>
+        <w:gridCol w:w="2160"/>
       </w:tblGrid>
       <w:tr>
         <w:trPr>
@@ -12500,7 +12388,7 @@
         </w:trPr>
         <w:tc>
           <w:tcPr>
-            <w:tcW w:w="1980" w:type="dxa"/>
+            <w:tcW w:w="2160" w:type="dxa"/>
           </w:tcPr>
           <w:p>
             <w:pPr>
@@ -12518,7 +12406,7 @@
         </w:tc>
         <w:tc>
           <w:tcPr>
-            <w:tcW w:w="1980" w:type="dxa"/>
+            <w:tcW w:w="2160" w:type="dxa"/>
           </w:tcPr>
           <w:p>
             <w:pPr>
@@ -12536,7 +12424,7 @@
         </w:tc>
         <w:tc>
           <w:tcPr>
-            <w:tcW w:w="1980" w:type="dxa"/>
+            <w:tcW w:w="2160" w:type="dxa"/>
           </w:tcPr>
           <w:p>
             <w:pPr>
@@ -12554,7 +12442,7 @@
         </w:tc>
         <w:tc>
           <w:tcPr>
-            <w:tcW w:w="1980" w:type="dxa"/>
+            <w:tcW w:w="2160" w:type="dxa"/>
           </w:tcPr>
           <w:p>
             <w:pPr>
@@ -12574,7 +12462,7 @@
       <w:tr>
         <w:tc>
           <w:tcPr>
-            <w:tcW w:w="1980" w:type="dxa"/>
+            <w:tcW w:w="2160" w:type="dxa"/>
           </w:tcPr>
           <w:p>
             <w:pPr>
@@ -12593,7 +12481,7 @@
         </w:tc>
         <w:tc>
           <w:tcPr>
-            <w:tcW w:w="1980" w:type="dxa"/>
+            <w:tcW w:w="2160" w:type="dxa"/>
           </w:tcPr>
           <w:p>
             <w:pPr>
@@ -12612,7 +12500,7 @@
         </w:tc>
         <w:tc>
           <w:tcPr>
-            <w:tcW w:w="1980" w:type="dxa"/>
+            <w:tcW w:w="2160" w:type="dxa"/>
           </w:tcPr>
           <w:p>
             <w:pPr>
@@ -12631,7 +12519,7 @@
         </w:tc>
         <w:tc>
           <w:tcPr>
-            <w:tcW w:w="1980" w:type="dxa"/>
+            <w:tcW w:w="2160" w:type="dxa"/>
           </w:tcPr>
           <w:p>
             <w:pPr>
@@ -12651,7 +12539,7 @@
       <w:tr>
         <w:tc>
           <w:tcPr>
-            <w:tcW w:w="1980" w:type="dxa"/>
+            <w:tcW w:w="2160" w:type="dxa"/>
           </w:tcPr>
           <w:p>
             <w:pPr>
@@ -12670,7 +12558,7 @@
         </w:tc>
         <w:tc>
           <w:tcPr>
-            <w:tcW w:w="1980" w:type="dxa"/>
+            <w:tcW w:w="2160" w:type="dxa"/>
           </w:tcPr>
           <w:p>
             <w:pPr>
@@ -12689,7 +12577,7 @@
         </w:tc>
         <w:tc>
           <w:tcPr>
-            <w:tcW w:w="1980" w:type="dxa"/>
+            <w:tcW w:w="2160" w:type="dxa"/>
           </w:tcPr>
           <w:p>
             <w:pPr>
@@ -12708,7 +12596,7 @@
         </w:tc>
         <w:tc>
           <w:tcPr>
-            <w:tcW w:w="1980" w:type="dxa"/>
+            <w:tcW w:w="2160" w:type="dxa"/>
           </w:tcPr>
           <w:p>
             <w:pPr>
@@ -12728,7 +12616,7 @@
       <w:tr>
         <w:tc>
           <w:tcPr>
-            <w:tcW w:w="1980" w:type="dxa"/>
+            <w:tcW w:w="2160" w:type="dxa"/>
           </w:tcPr>
           <w:p>
             <w:pPr>
@@ -12747,7 +12635,7 @@
         </w:tc>
         <w:tc>
           <w:tcPr>
-            <w:tcW w:w="1980" w:type="dxa"/>
+            <w:tcW w:w="2160" w:type="dxa"/>
           </w:tcPr>
           <w:p>
             <w:pPr>
@@ -12766,7 +12654,7 @@
         </w:tc>
         <w:tc>
           <w:tcPr>
-            <w:tcW w:w="1980" w:type="dxa"/>
+            <w:tcW w:w="2160" w:type="dxa"/>
           </w:tcPr>
           <w:p>
             <w:pPr>
@@ -12785,7 +12673,7 @@
         </w:tc>
         <w:tc>
           <w:tcPr>
-            <w:tcW w:w="1980" w:type="dxa"/>
+            <w:tcW w:w="2160" w:type="dxa"/>
           </w:tcPr>
           <w:p>
             <w:pPr>
@@ -12805,7 +12693,7 @@
       <w:tr>
         <w:tc>
           <w:tcPr>
-            <w:tcW w:w="1980" w:type="dxa"/>
+            <w:tcW w:w="2160" w:type="dxa"/>
           </w:tcPr>
           <w:p>
             <w:pPr>
@@ -12824,7 +12712,7 @@
         </w:tc>
         <w:tc>
           <w:tcPr>
-            <w:tcW w:w="1980" w:type="dxa"/>
+            <w:tcW w:w="2160" w:type="dxa"/>
           </w:tcPr>
           <w:p>
             <w:pPr>
@@ -12843,7 +12731,7 @@
         </w:tc>
         <w:tc>
           <w:tcPr>
-            <w:tcW w:w="1980" w:type="dxa"/>
+            <w:tcW w:w="2160" w:type="dxa"/>
           </w:tcPr>
           <w:p>
             <w:pPr>
@@ -12862,7 +12750,7 @@
         </w:tc>
         <w:tc>
           <w:tcPr>
-            <w:tcW w:w="1980" w:type="dxa"/>
+            <w:tcW w:w="2160" w:type="dxa"/>
           </w:tcPr>
           <w:p>
             <w:pPr>
@@ -12882,7 +12770,7 @@
       <w:tr>
         <w:tc>
           <w:tcPr>
-            <w:tcW w:w="1980" w:type="dxa"/>
+            <w:tcW w:w="2160" w:type="dxa"/>
           </w:tcPr>
           <w:p>
             <w:pPr>
@@ -12901,7 +12789,7 @@
         </w:tc>
         <w:tc>
           <w:tcPr>
-            <w:tcW w:w="1980" w:type="dxa"/>
+            <w:tcW w:w="2160" w:type="dxa"/>
           </w:tcPr>
           <w:p>
             <w:pPr>
@@ -12920,7 +12808,7 @@
         </w:tc>
         <w:tc>
           <w:tcPr>
-            <w:tcW w:w="1980" w:type="dxa"/>
+            <w:tcW w:w="2160" w:type="dxa"/>
           </w:tcPr>
           <w:p>
             <w:pPr>
@@ -12939,7 +12827,7 @@
         </w:tc>
         <w:tc>
           <w:tcPr>
-            <w:tcW w:w="1980" w:type="dxa"/>
+            <w:tcW w:w="2160" w:type="dxa"/>
           </w:tcPr>
           <w:p>
             <w:pPr>
@@ -12959,76 +12847,78 @@
       <w:tr>
         <w:tc>
           <w:tcPr>
-            <w:tcW w:w="1980" w:type="dxa"/>
-          </w:tcPr>
-          <w:p>
-            <w:pPr>
-              <w:rPr>
-                <w:rFonts w:ascii="Times New Roman" w:eastAsia="宋体" w:hAnsi="Times New Roman" w:cs="Times New Roman"/>
-              </w:rPr>
-            </w:pPr>
-            <w:r>
-              <w:rPr>
-                <w:rStyle w:val="VerbatimChar"/>
-                <w:rFonts w:ascii="Times New Roman" w:eastAsia="宋体" w:hAnsi="Times New Roman" w:cs="Times New Roman"/>
-              </w:rPr>
-              <w:t>idx_customer_phone</w:t>
-            </w:r>
-          </w:p>
-        </w:tc>
-        <w:tc>
-          <w:tcPr>
-            <w:tcW w:w="1980" w:type="dxa"/>
-          </w:tcPr>
-          <w:p>
-            <w:pPr>
-              <w:rPr>
-                <w:rFonts w:ascii="Times New Roman" w:eastAsia="宋体" w:hAnsi="Times New Roman" w:cs="Times New Roman"/>
-              </w:rPr>
-            </w:pPr>
-            <w:r>
-              <w:rPr>
-                <w:rStyle w:val="VerbatimChar"/>
-                <w:rFonts w:ascii="Times New Roman" w:eastAsia="宋体" w:hAnsi="Times New Roman" w:cs="Times New Roman"/>
-              </w:rPr>
-              <w:t>customer</w:t>
-            </w:r>
-          </w:p>
-        </w:tc>
-        <w:tc>
-          <w:tcPr>
-            <w:tcW w:w="1980" w:type="dxa"/>
-          </w:tcPr>
-          <w:p>
-            <w:pPr>
-              <w:rPr>
-                <w:rFonts w:ascii="Times New Roman" w:eastAsia="宋体" w:hAnsi="Times New Roman" w:cs="Times New Roman"/>
-              </w:rPr>
-            </w:pPr>
-            <w:r>
-              <w:rPr>
-                <w:rStyle w:val="VerbatimChar"/>
-                <w:rFonts w:ascii="Times New Roman" w:eastAsia="宋体" w:hAnsi="Times New Roman" w:cs="Times New Roman"/>
-              </w:rPr>
-              <w:t>phone</w:t>
-            </w:r>
-          </w:p>
-        </w:tc>
-        <w:tc>
-          <w:tcPr>
-            <w:tcW w:w="1980" w:type="dxa"/>
-          </w:tcPr>
-          <w:p>
-            <w:pPr>
-              <w:rPr>
-                <w:rFonts w:ascii="Times New Roman" w:eastAsia="宋体" w:hAnsi="Times New Roman" w:cs="Times New Roman"/>
-              </w:rPr>
-            </w:pPr>
-            <w:r>
-              <w:rPr>
-                <w:rFonts w:ascii="Times New Roman" w:eastAsia="宋体" w:hAnsi="Times New Roman" w:cs="Times New Roman"/>
-              </w:rPr>
-              <w:t>优化按手机号定位客户</w:t>
+            <w:tcW w:w="2160" w:type="dxa"/>
+          </w:tcPr>
+          <w:p>
+            <w:pPr>
+              <w:rPr>
+                <w:rFonts w:ascii="Times New Roman" w:eastAsia="宋体" w:hAnsi="Times New Roman" w:cs="Times New Roman"/>
+              </w:rPr>
+            </w:pPr>
+            <w:proofErr w:type="spellStart"/>
+            <w:r>
+              <w:rPr>
+                <w:rStyle w:val="VerbatimChar"/>
+                <w:rFonts w:ascii="Times New Roman" w:eastAsia="宋体" w:hAnsi="Times New Roman" w:cs="Times New Roman"/>
+              </w:rPr>
+              <w:t>idx_sales_order_customer_created_at</w:t>
+            </w:r>
+            <w:proofErr w:type="spellEnd"/>
+          </w:p>
+        </w:tc>
+        <w:tc>
+          <w:tcPr>
+            <w:tcW w:w="2160" w:type="dxa"/>
+          </w:tcPr>
+          <w:p>
+            <w:pPr>
+              <w:rPr>
+                <w:rFonts w:ascii="Times New Roman" w:eastAsia="宋体" w:hAnsi="Times New Roman" w:cs="Times New Roman"/>
+              </w:rPr>
+            </w:pPr>
+            <w:r>
+              <w:rPr>
+                <w:rStyle w:val="VerbatimChar"/>
+                <w:rFonts w:ascii="Times New Roman" w:eastAsia="宋体" w:hAnsi="Times New Roman" w:cs="Times New Roman"/>
+              </w:rPr>
+              <w:t>sales_order</w:t>
+            </w:r>
+          </w:p>
+        </w:tc>
+        <w:tc>
+          <w:tcPr>
+            <w:tcW w:w="2160" w:type="dxa"/>
+          </w:tcPr>
+          <w:p>
+            <w:pPr>
+              <w:rPr>
+                <w:rFonts w:ascii="Times New Roman" w:eastAsia="宋体" w:hAnsi="Times New Roman" w:cs="Times New Roman"/>
+              </w:rPr>
+            </w:pPr>
+            <w:r>
+              <w:rPr>
+                <w:rStyle w:val="VerbatimChar"/>
+                <w:rFonts w:ascii="Times New Roman" w:eastAsia="宋体" w:hAnsi="Times New Roman" w:cs="Times New Roman"/>
+              </w:rPr>
+              <w:t>customer_id, created_at</w:t>
+            </w:r>
+          </w:p>
+        </w:tc>
+        <w:tc>
+          <w:tcPr>
+            <w:tcW w:w="2160" w:type="dxa"/>
+          </w:tcPr>
+          <w:p>
+            <w:pPr>
+              <w:rPr>
+                <w:rFonts w:ascii="Times New Roman" w:eastAsia="宋体" w:hAnsi="Times New Roman" w:cs="Times New Roman"/>
+              </w:rPr>
+            </w:pPr>
+            <w:r>
+              <w:rPr>
+                <w:rFonts w:ascii="Times New Roman" w:eastAsia="宋体" w:hAnsi="Times New Roman" w:cs="Times New Roman"/>
+              </w:rPr>
+              <w:t>优化客户购车历史查询</w:t>
             </w:r>
           </w:p>
         </w:tc>
@@ -13036,45 +12926,45 @@
       <w:tr>
         <w:tc>
           <w:tcPr>
-            <w:tcW w:w="1980" w:type="dxa"/>
-          </w:tcPr>
-          <w:p>
-            <w:pPr>
-              <w:rPr>
-                <w:rFonts w:ascii="Times New Roman" w:eastAsia="宋体" w:hAnsi="Times New Roman" w:cs="Times New Roman"/>
-              </w:rPr>
-            </w:pPr>
-            <w:r>
-              <w:rPr>
-                <w:rStyle w:val="VerbatimChar"/>
-                <w:rFonts w:ascii="Times New Roman" w:eastAsia="宋体" w:hAnsi="Times New Roman" w:cs="Times New Roman"/>
-              </w:rPr>
-              <w:t>idx_sales_order_customer_created_at</w:t>
-            </w:r>
-          </w:p>
-        </w:tc>
-        <w:tc>
-          <w:tcPr>
-            <w:tcW w:w="1980" w:type="dxa"/>
-          </w:tcPr>
-          <w:p>
-            <w:pPr>
-              <w:rPr>
-                <w:rFonts w:ascii="Times New Roman" w:eastAsia="宋体" w:hAnsi="Times New Roman" w:cs="Times New Roman"/>
-              </w:rPr>
-            </w:pPr>
-            <w:r>
-              <w:rPr>
-                <w:rStyle w:val="VerbatimChar"/>
-                <w:rFonts w:ascii="Times New Roman" w:eastAsia="宋体" w:hAnsi="Times New Roman" w:cs="Times New Roman"/>
-              </w:rPr>
-              <w:t>sales_order</w:t>
-            </w:r>
-          </w:p>
-        </w:tc>
-        <w:tc>
-          <w:tcPr>
-            <w:tcW w:w="1980" w:type="dxa"/>
+            <w:tcW w:w="2160" w:type="dxa"/>
+          </w:tcPr>
+          <w:p>
+            <w:pPr>
+              <w:rPr>
+                <w:rFonts w:ascii="Times New Roman" w:eastAsia="宋体" w:hAnsi="Times New Roman" w:cs="Times New Roman"/>
+              </w:rPr>
+            </w:pPr>
+            <w:r>
+              <w:rPr>
+                <w:rStyle w:val="VerbatimChar"/>
+                <w:rFonts w:ascii="Times New Roman" w:eastAsia="宋体" w:hAnsi="Times New Roman" w:cs="Times New Roman"/>
+              </w:rPr>
+              <w:t>idx_service_order_customer_created_at</w:t>
+            </w:r>
+          </w:p>
+        </w:tc>
+        <w:tc>
+          <w:tcPr>
+            <w:tcW w:w="2160" w:type="dxa"/>
+          </w:tcPr>
+          <w:p>
+            <w:pPr>
+              <w:rPr>
+                <w:rFonts w:ascii="Times New Roman" w:eastAsia="宋体" w:hAnsi="Times New Roman" w:cs="Times New Roman"/>
+              </w:rPr>
+            </w:pPr>
+            <w:r>
+              <w:rPr>
+                <w:rStyle w:val="VerbatimChar"/>
+                <w:rFonts w:ascii="Times New Roman" w:eastAsia="宋体" w:hAnsi="Times New Roman" w:cs="Times New Roman"/>
+              </w:rPr>
+              <w:t>service_order</w:t>
+            </w:r>
+          </w:p>
+        </w:tc>
+        <w:tc>
+          <w:tcPr>
+            <w:tcW w:w="2160" w:type="dxa"/>
           </w:tcPr>
           <w:p>
             <w:pPr>
@@ -13093,84 +12983,7 @@
         </w:tc>
         <w:tc>
           <w:tcPr>
-            <w:tcW w:w="1980" w:type="dxa"/>
-          </w:tcPr>
-          <w:p>
-            <w:pPr>
-              <w:rPr>
-                <w:rFonts w:ascii="Times New Roman" w:eastAsia="宋体" w:hAnsi="Times New Roman" w:cs="Times New Roman"/>
-              </w:rPr>
-            </w:pPr>
-            <w:r>
-              <w:rPr>
-                <w:rFonts w:ascii="Times New Roman" w:eastAsia="宋体" w:hAnsi="Times New Roman" w:cs="Times New Roman"/>
-              </w:rPr>
-              <w:t>优化客户购车历史查询</w:t>
-            </w:r>
-          </w:p>
-        </w:tc>
-      </w:tr>
-      <w:tr>
-        <w:tc>
-          <w:tcPr>
-            <w:tcW w:w="1980" w:type="dxa"/>
-          </w:tcPr>
-          <w:p>
-            <w:pPr>
-              <w:rPr>
-                <w:rFonts w:ascii="Times New Roman" w:eastAsia="宋体" w:hAnsi="Times New Roman" w:cs="Times New Roman"/>
-              </w:rPr>
-            </w:pPr>
-            <w:r>
-              <w:rPr>
-                <w:rStyle w:val="VerbatimChar"/>
-                <w:rFonts w:ascii="Times New Roman" w:eastAsia="宋体" w:hAnsi="Times New Roman" w:cs="Times New Roman"/>
-              </w:rPr>
-              <w:t>idx_service_order_customer_created_at</w:t>
-            </w:r>
-          </w:p>
-        </w:tc>
-        <w:tc>
-          <w:tcPr>
-            <w:tcW w:w="1980" w:type="dxa"/>
-          </w:tcPr>
-          <w:p>
-            <w:pPr>
-              <w:rPr>
-                <w:rFonts w:ascii="Times New Roman" w:eastAsia="宋体" w:hAnsi="Times New Roman" w:cs="Times New Roman"/>
-              </w:rPr>
-            </w:pPr>
-            <w:r>
-              <w:rPr>
-                <w:rStyle w:val="VerbatimChar"/>
-                <w:rFonts w:ascii="Times New Roman" w:eastAsia="宋体" w:hAnsi="Times New Roman" w:cs="Times New Roman"/>
-              </w:rPr>
-              <w:t>service_order</w:t>
-            </w:r>
-          </w:p>
-        </w:tc>
-        <w:tc>
-          <w:tcPr>
-            <w:tcW w:w="1980" w:type="dxa"/>
-          </w:tcPr>
-          <w:p>
-            <w:pPr>
-              <w:rPr>
-                <w:rFonts w:ascii="Times New Roman" w:eastAsia="宋体" w:hAnsi="Times New Roman" w:cs="Times New Roman"/>
-              </w:rPr>
-            </w:pPr>
-            <w:r>
-              <w:rPr>
-                <w:rStyle w:val="VerbatimChar"/>
-                <w:rFonts w:ascii="Times New Roman" w:eastAsia="宋体" w:hAnsi="Times New Roman" w:cs="Times New Roman"/>
-              </w:rPr>
-              <w:t>customer_id, created_at</w:t>
-            </w:r>
-          </w:p>
-        </w:tc>
-        <w:tc>
-          <w:tcPr>
-            <w:tcW w:w="1980" w:type="dxa"/>
+            <w:tcW w:w="2160" w:type="dxa"/>
           </w:tcPr>
           <w:p>
             <w:pPr>
@@ -13192,96 +13005,41 @@
       <w:pPr>
         <w:rPr>
           <w:rFonts w:ascii="Times New Roman" w:eastAsia="宋体" w:hAnsi="Times New Roman" w:cs="Times New Roman"/>
-        </w:rPr>
-      </w:pPr>
-      <w:r>
-        <w:rPr>
-          <w:rFonts w:ascii="Times New Roman" w:eastAsia="宋体" w:hAnsi="Times New Roman" w:cs="Times New Roman"/>
-        </w:rPr>
-        <w:t>说明：</w:t>
-      </w:r>
-      <w:r>
-        <w:rPr>
-          <w:rStyle w:val="VerbatimChar"/>
-          <w:rFonts w:ascii="Times New Roman" w:eastAsia="宋体" w:hAnsi="Times New Roman" w:cs="Times New Roman"/>
-        </w:rPr>
-        <w:t>customer.phone</w:t>
-      </w:r>
-      <w:r>
-        <w:rPr>
-          <w:rFonts w:ascii="Times New Roman" w:eastAsia="宋体" w:hAnsi="Times New Roman" w:cs="Times New Roman"/>
-        </w:rPr>
-        <w:t xml:space="preserve"> </w:t>
-      </w:r>
-      <w:r>
-        <w:rPr>
-          <w:rFonts w:ascii="Times New Roman" w:eastAsia="宋体" w:hAnsi="Times New Roman" w:cs="Times New Roman"/>
-        </w:rPr>
-        <w:t>本身已有唯一约束，额外创建</w:t>
-      </w:r>
-      <w:r>
-        <w:rPr>
-          <w:rFonts w:ascii="Times New Roman" w:eastAsia="宋体" w:hAnsi="Times New Roman" w:cs="Times New Roman"/>
-        </w:rPr>
-        <w:t xml:space="preserve"> </w:t>
-      </w:r>
-      <w:r>
-        <w:rPr>
-          <w:rStyle w:val="VerbatimChar"/>
-          <w:rFonts w:ascii="Times New Roman" w:eastAsia="宋体" w:hAnsi="Times New Roman" w:cs="Times New Roman"/>
-        </w:rPr>
-        <w:t>idx_customer_phone</w:t>
-      </w:r>
-      <w:r>
-        <w:rPr>
-          <w:rFonts w:ascii="Times New Roman" w:eastAsia="宋体" w:hAnsi="Times New Roman" w:cs="Times New Roman"/>
-        </w:rPr>
-        <w:t xml:space="preserve"> </w:t>
-      </w:r>
-      <w:r>
-        <w:rPr>
-          <w:rFonts w:ascii="Times New Roman" w:eastAsia="宋体" w:hAnsi="Times New Roman" w:cs="Times New Roman"/>
-        </w:rPr>
-        <w:t>在功能上存在重复，但这是当前</w:t>
-      </w:r>
-      <w:r>
-        <w:rPr>
-          <w:rFonts w:ascii="Times New Roman" w:eastAsia="宋体" w:hAnsi="Times New Roman" w:cs="Times New Roman"/>
-        </w:rPr>
-        <w:t xml:space="preserve"> SQL </w:t>
-      </w:r>
-      <w:r>
-        <w:rPr>
-          <w:rFonts w:ascii="Times New Roman" w:eastAsia="宋体" w:hAnsi="Times New Roman" w:cs="Times New Roman"/>
-        </w:rPr>
-        <w:t>脚本的实际实现。</w:t>
+          <w:sz w:val="32"/>
+          <w:szCs w:val="32"/>
+        </w:rPr>
+      </w:pPr>
+      <w:bookmarkStart w:id="32" w:name="存储过程与函数"/>
+      <w:bookmarkEnd w:id="31"/>
+      <w:r>
+        <w:rPr>
+          <w:rFonts w:ascii="Times New Roman" w:eastAsia="宋体" w:hAnsi="Times New Roman" w:cs="Times New Roman"/>
+          <w:sz w:val="32"/>
+          <w:szCs w:val="32"/>
+        </w:rPr>
+        <w:t xml:space="preserve">9. </w:t>
+      </w:r>
+      <w:r>
+        <w:rPr>
+          <w:rFonts w:ascii="Times New Roman" w:eastAsia="宋体" w:hAnsi="Times New Roman" w:cs="Times New Roman"/>
+          <w:sz w:val="32"/>
+          <w:szCs w:val="32"/>
+        </w:rPr>
+        <w:t>存储过程与函数</w:t>
       </w:r>
     </w:p>
     <w:p>
       <w:pPr>
         <w:rPr>
           <w:rFonts w:ascii="Times New Roman" w:eastAsia="宋体" w:hAnsi="Times New Roman" w:cs="Times New Roman"/>
-          <w:sz w:val="32"/>
-          <w:szCs w:val="32"/>
-        </w:rPr>
-      </w:pPr>
-      <w:bookmarkStart w:id="32" w:name="存储过程与函数"/>
-      <w:bookmarkEnd w:id="31"/>
-      <w:r>
-        <w:rPr>
-          <w:rFonts w:ascii="Times New Roman" w:eastAsia="宋体" w:hAnsi="Times New Roman" w:cs="Times New Roman"/>
-          <w:sz w:val="32"/>
-          <w:szCs w:val="32"/>
-        </w:rPr>
-        <w:t xml:space="preserve">9. </w:t>
-      </w:r>
-      <w:r>
-        <w:rPr>
-          <w:rFonts w:ascii="Times New Roman" w:eastAsia="宋体" w:hAnsi="Times New Roman" w:cs="Times New Roman"/>
-          <w:sz w:val="32"/>
-          <w:szCs w:val="32"/>
-        </w:rPr>
-        <w:t>存储过程与函数</w:t>
+        </w:rPr>
+      </w:pPr>
+      <w:bookmarkStart w:id="33" w:name="sp_create_sales_order"/>
+      <w:r>
+        <w:rPr>
+          <w:rFonts w:ascii="Times New Roman" w:eastAsia="宋体" w:hAnsi="Times New Roman" w:cs="Times New Roman"/>
+        </w:rPr>
+        <w:t>9.1 sp_create_sales_order</w:t>
       </w:r>
     </w:p>
     <w:p>
@@ -13290,12 +13048,11 @@
           <w:rFonts w:ascii="Times New Roman" w:eastAsia="宋体" w:hAnsi="Times New Roman" w:cs="Times New Roman"/>
         </w:rPr>
       </w:pPr>
-      <w:bookmarkStart w:id="33" w:name="sp_create_sales_order"/>
-      <w:r>
-        <w:rPr>
-          <w:rFonts w:ascii="Times New Roman" w:eastAsia="宋体" w:hAnsi="Times New Roman" w:cs="Times New Roman"/>
-        </w:rPr>
-        <w:t>9.1 sp_create_sales_order</w:t>
+      <w:r>
+        <w:rPr>
+          <w:rFonts w:ascii="Times New Roman" w:eastAsia="宋体" w:hAnsi="Times New Roman" w:cs="Times New Roman"/>
+        </w:rPr>
+        <w:t>用途：创建销售订单并写入订单明细。</w:t>
       </w:r>
     </w:p>
     <w:p>
@@ -13308,7 +13065,7 @@
         <w:rPr>
           <w:rFonts w:ascii="Times New Roman" w:eastAsia="宋体" w:hAnsi="Times New Roman" w:cs="Times New Roman"/>
         </w:rPr>
-        <w:t>用途：创建销售订单并写入订单明细。</w:t>
+        <w:t>主要输入：</w:t>
       </w:r>
     </w:p>
     <w:p>
@@ -13321,7 +13078,43 @@
         <w:rPr>
           <w:rFonts w:ascii="Times New Roman" w:eastAsia="宋体" w:hAnsi="Times New Roman" w:cs="Times New Roman"/>
         </w:rPr>
-        <w:t>主要输入：</w:t>
+        <w:t>客户</w:t>
+      </w:r>
+      <w:r>
+        <w:rPr>
+          <w:rFonts w:ascii="Times New Roman" w:eastAsia="宋体" w:hAnsi="Times New Roman" w:cs="Times New Roman"/>
+        </w:rPr>
+        <w:t xml:space="preserve"> ID</w:t>
+      </w:r>
+      <w:r>
+        <w:rPr>
+          <w:rFonts w:ascii="Times New Roman" w:eastAsia="宋体" w:hAnsi="Times New Roman" w:cs="Times New Roman"/>
+        </w:rPr>
+        <w:t>、员工</w:t>
+      </w:r>
+      <w:r>
+        <w:rPr>
+          <w:rFonts w:ascii="Times New Roman" w:eastAsia="宋体" w:hAnsi="Times New Roman" w:cs="Times New Roman"/>
+        </w:rPr>
+        <w:t xml:space="preserve"> ID</w:t>
+      </w:r>
+      <w:r>
+        <w:rPr>
+          <w:rFonts w:ascii="Times New Roman" w:eastAsia="宋体" w:hAnsi="Times New Roman" w:cs="Times New Roman"/>
+        </w:rPr>
+        <w:t>、车辆</w:t>
+      </w:r>
+      <w:r>
+        <w:rPr>
+          <w:rFonts w:ascii="Times New Roman" w:eastAsia="宋体" w:hAnsi="Times New Roman" w:cs="Times New Roman"/>
+        </w:rPr>
+        <w:t xml:space="preserve"> VIN</w:t>
+      </w:r>
+      <w:r>
+        <w:rPr>
+          <w:rFonts w:ascii="Times New Roman" w:eastAsia="宋体" w:hAnsi="Times New Roman" w:cs="Times New Roman"/>
+        </w:rPr>
+        <w:t>。</w:t>
       </w:r>
     </w:p>
     <w:p>
@@ -13335,55 +13128,6 @@
           <w:rFonts w:ascii="Times New Roman" w:eastAsia="宋体" w:hAnsi="Times New Roman" w:cs="Times New Roman"/>
         </w:rPr>
         <w:lastRenderedPageBreak/>
-        <w:t>客户</w:t>
-      </w:r>
-      <w:r>
-        <w:rPr>
-          <w:rFonts w:ascii="Times New Roman" w:eastAsia="宋体" w:hAnsi="Times New Roman" w:cs="Times New Roman"/>
-        </w:rPr>
-        <w:t xml:space="preserve"> ID</w:t>
-      </w:r>
-      <w:r>
-        <w:rPr>
-          <w:rFonts w:ascii="Times New Roman" w:eastAsia="宋体" w:hAnsi="Times New Roman" w:cs="Times New Roman"/>
-        </w:rPr>
-        <w:t>、员工</w:t>
-      </w:r>
-      <w:r>
-        <w:rPr>
-          <w:rFonts w:ascii="Times New Roman" w:eastAsia="宋体" w:hAnsi="Times New Roman" w:cs="Times New Roman"/>
-        </w:rPr>
-        <w:t xml:space="preserve"> ID</w:t>
-      </w:r>
-      <w:r>
-        <w:rPr>
-          <w:rFonts w:ascii="Times New Roman" w:eastAsia="宋体" w:hAnsi="Times New Roman" w:cs="Times New Roman"/>
-        </w:rPr>
-        <w:t>、车辆</w:t>
-      </w:r>
-      <w:r>
-        <w:rPr>
-          <w:rFonts w:ascii="Times New Roman" w:eastAsia="宋体" w:hAnsi="Times New Roman" w:cs="Times New Roman"/>
-        </w:rPr>
-        <w:t xml:space="preserve"> VIN</w:t>
-      </w:r>
-      <w:r>
-        <w:rPr>
-          <w:rFonts w:ascii="Times New Roman" w:eastAsia="宋体" w:hAnsi="Times New Roman" w:cs="Times New Roman"/>
-        </w:rPr>
-        <w:t>。</w:t>
-      </w:r>
-    </w:p>
-    <w:p>
-      <w:pPr>
-        <w:rPr>
-          <w:rFonts w:ascii="Times New Roman" w:eastAsia="宋体" w:hAnsi="Times New Roman" w:cs="Times New Roman"/>
-        </w:rPr>
-      </w:pPr>
-      <w:r>
-        <w:rPr>
-          <w:rFonts w:ascii="Times New Roman" w:eastAsia="宋体" w:hAnsi="Times New Roman" w:cs="Times New Roman"/>
-        </w:rPr>
         <w:t>定金、车辆价格、选装金额、保险金额、折扣金额、其他金额。</w:t>
       </w:r>
     </w:p>
@@ -13872,8 +13616,8 @@
         <w:tblLook w:val="0020" w:firstRow="1" w:lastRow="0" w:firstColumn="0" w:lastColumn="0" w:noHBand="0" w:noVBand="0"/>
       </w:tblPr>
       <w:tblGrid>
-        <w:gridCol w:w="4428"/>
-        <w:gridCol w:w="4428"/>
+        <w:gridCol w:w="4320"/>
+        <w:gridCol w:w="4320"/>
       </w:tblGrid>
       <w:tr>
         <w:trPr>
@@ -14230,7 +13974,6 @@
               <w:rPr>
                 <w:rFonts w:ascii="Times New Roman" w:eastAsia="宋体" w:hAnsi="Times New Roman" w:cs="Times New Roman"/>
               </w:rPr>
-              <w:lastRenderedPageBreak/>
               <w:t xml:space="preserve">Q5 </w:t>
             </w:r>
             <w:r>
@@ -14276,6 +14019,7 @@
               <w:rPr>
                 <w:rFonts w:ascii="Times New Roman" w:eastAsia="宋体" w:hAnsi="Times New Roman" w:cs="Times New Roman"/>
               </w:rPr>
+              <w:lastRenderedPageBreak/>
               <w:t xml:space="preserve">Q6 </w:t>
             </w:r>
             <w:r>
@@ -14505,32 +14249,7 @@
         <w:rPr>
           <w:rFonts w:ascii="Times New Roman" w:eastAsia="宋体" w:hAnsi="Times New Roman" w:cs="Times New Roman"/>
         </w:rPr>
-        <w:t>，派生统计未冗余存储，车辆状态变更具备审计记录。需要注意的是，当前数据库层未对</w:t>
-      </w:r>
-      <w:r>
-        <w:rPr>
-          <w:rFonts w:ascii="Times New Roman" w:eastAsia="宋体" w:hAnsi="Times New Roman" w:cs="Times New Roman"/>
-        </w:rPr>
-        <w:t xml:space="preserve"> </w:t>
-      </w:r>
-      <w:r>
-        <w:rPr>
-          <w:rStyle w:val="VerbatimChar"/>
-          <w:rFonts w:ascii="Times New Roman" w:eastAsia="宋体" w:hAnsi="Times New Roman" w:cs="Times New Roman"/>
-        </w:rPr>
-        <w:t>customer_intent.intent_level</w:t>
-      </w:r>
-      <w:r>
-        <w:rPr>
-          <w:rFonts w:ascii="Times New Roman" w:eastAsia="宋体" w:hAnsi="Times New Roman" w:cs="Times New Roman"/>
-        </w:rPr>
-        <w:t xml:space="preserve"> </w:t>
-      </w:r>
-      <w:r>
-        <w:rPr>
-          <w:rFonts w:ascii="Times New Roman" w:eastAsia="宋体" w:hAnsi="Times New Roman" w:cs="Times New Roman"/>
-        </w:rPr>
-        <w:t>设置枚举检查约束，该字段一致性主要依赖应用层输入控制。</w:t>
+        <w:t>，派生统计未冗余存储，车辆状态变更具备审计记录。</w:t>
       </w:r>
       <w:bookmarkEnd w:id="0"/>
       <w:bookmarkEnd w:id="38"/>
@@ -16507,4 +16226,16 @@
     </a:ext>
   </a:extLst>
 </a:theme>
+</file>
+
+<file path=customXml/item1.xml><?xml version="1.0" encoding="utf-8"?>
+<b:Sources xmlns:b="http://schemas.openxmlformats.org/officeDocument/2006/bibliography" xmlns="http://schemas.openxmlformats.org/officeDocument/2006/bibliography" SelectedStyle="/APASixthEditionOfficeOnline.xsl" StyleName="APA" Version="6"/>
+</file>
+
+<file path=customXml/itemProps1.xml><?xml version="1.0" encoding="utf-8"?>
+<ds:datastoreItem xmlns:ds="http://schemas.openxmlformats.org/officeDocument/2006/customXml" ds:itemID="{6250872B-B0FD-9042-8F35-C9392BE330FA}">
+  <ds:schemaRefs>
+    <ds:schemaRef ds:uri="http://schemas.openxmlformats.org/officeDocument/2006/bibliography"/>
+  </ds:schemaRefs>
+</ds:datastoreItem>
 </file>